--- a/challenge2.docx
+++ b/challenge2.docx
@@ -156,7 +156,6 @@
         </w:rPr>
         <w:t xml:space="preserve"> </w:t>
       </w:r>
-      <w:proofErr w:type="spellStart"/>
       <w:proofErr w:type="gramStart"/>
       <w:r>
         <w:rPr>
@@ -176,28 +175,7 @@
             <w14:bevel/>
           </w14:textOutline>
         </w:rPr>
-        <w:t>HA</w:t>
-      </w:r>
-      <w:proofErr w:type="spellEnd"/>
-      <w:r>
-        <w:rPr>
-          <w:color w:val="F6C5AC" w:themeColor="accent2" w:themeTint="66"/>
-          <w:sz w:val="32"/>
-          <w:szCs w:val="32"/>
-          <w:highlight w:val="yellow"/>
-          <w:lang w:val="en-US"/>
-          <w14:textOutline w14:w="9525" w14:cap="rnd" w14:cmpd="sng" w14:algn="ctr">
-            <w14:solidFill>
-              <w14:schemeClr w14:val="accent4">
-                <w14:lumMod w14:val="40000"/>
-                <w14:lumOff w14:val="60000"/>
-              </w14:schemeClr>
-            </w14:solidFill>
-            <w14:prstDash w14:val="solid"/>
-            <w14:bevel/>
-          </w14:textOutline>
-        </w:rPr>
-        <w:t xml:space="preserve"> !</w:t>
+        <w:t>HA !</w:t>
       </w:r>
       <w:proofErr w:type="gramEnd"/>
       <w:r>
@@ -853,6 +831,92 @@
           <w:lang w:val="en-US"/>
         </w:rPr>
       </w:pPr>
+    </w:p>
+    <w:p>
+      <w:pPr>
+        <w:rPr>
+          <w:sz w:val="40"/>
+          <w:szCs w:val="40"/>
+          <w:lang w:val="en-US"/>
+        </w:rPr>
+      </w:pPr>
+    </w:p>
+    <w:p>
+      <w:pPr>
+        <w:rPr>
+          <w:sz w:val="40"/>
+          <w:szCs w:val="40"/>
+          <w:lang w:val="en-US"/>
+        </w:rPr>
+      </w:pPr>
+    </w:p>
+    <w:p>
+      <w:pPr>
+        <w:rPr>
+          <w:sz w:val="40"/>
+          <w:szCs w:val="40"/>
+          <w:lang w:val="en-US"/>
+        </w:rPr>
+      </w:pPr>
+    </w:p>
+    <w:p>
+      <w:pPr>
+        <w:rPr>
+          <w:sz w:val="40"/>
+          <w:szCs w:val="40"/>
+          <w:lang w:val="en-US"/>
+        </w:rPr>
+      </w:pPr>
+    </w:p>
+    <w:p>
+      <w:pPr>
+        <w:rPr>
+          <w:sz w:val="40"/>
+          <w:szCs w:val="40"/>
+          <w:lang w:val="en-US"/>
+        </w:rPr>
+      </w:pPr>
+    </w:p>
+    <w:p>
+      <w:pPr>
+        <w:rPr>
+          <w:sz w:val="40"/>
+          <w:szCs w:val="40"/>
+          <w:lang w:val="en-US"/>
+        </w:rPr>
+      </w:pPr>
+    </w:p>
+    <w:p>
+      <w:pPr>
+        <w:rPr>
+          <w:vanish/>
+          <w:color w:val="FFFFFF" w:themeColor="background1"/>
+          <w:sz w:val="36"/>
+          <w:szCs w:val="36"/>
+          <w:lang w:val="en-US"/>
+        </w:rPr>
+      </w:pPr>
+    </w:p>
+    <w:p>
+      <w:pPr>
+        <w:rPr>
+          <w:vanish/>
+          <w:color w:val="DAE9F7" w:themeColor="text2" w:themeTint="1A"/>
+          <w:sz w:val="20"/>
+          <w:szCs w:val="20"/>
+          <w:lang w:val="en-US"/>
+        </w:rPr>
+      </w:pPr>
+      <w:r>
+        <w:rPr>
+          <w:vanish/>
+          <w:color w:val="DAE9F7" w:themeColor="text2" w:themeTint="1A"/>
+          <w:sz w:val="20"/>
+          <w:szCs w:val="20"/>
+          <w:lang w:val="en-US"/>
+        </w:rPr>
+        <w:t>Flag{@iBRO_0209}</w:t>
+      </w:r>
     </w:p>
     <w:sectPr>
       <w:pgSz w:w="11906" w:h="16838"/>
@@ -1264,6 +1328,7 @@
   <w:style w:type="paragraph" w:default="1" w:styleId="Normal">
     <w:name w:val="Normal"/>
     <w:qFormat/>
+    <w:rsid w:val="00C3248F"/>
   </w:style>
   <w:style w:type="paragraph" w:styleId="Heading1">
     <w:name w:val="heading 1"/>
